--- a/docs/fmva/packs/day4-assessment.docx
+++ b/docs/fmva/packs/day4-assessment.docx
@@ -72,72 +72,33 @@
           <w:sz w:val="22"/>
           <w:szCs w:val="22"/>
         </w:rPr>
-        <w:t xml:space="preserve">1. (Apply) What is the primary purpose of scenario planning in business?</w:t>
-      </w:r>
-    </w:p>
-    <w:p>
-      <w:pPr>
-        <w:bidi w:val="false"/>
-        <w:jc w:val="left"/>
-      </w:pPr>
-      <w:r>
-        <w:rPr>
-          <w:sz w:val="22"/>
-          <w:szCs w:val="22"/>
-        </w:rPr>
-        <w:t xml:space="preserve">Answer: To evaluate business outcomes under different assumptions</w:t>
-      </w:r>
-    </w:p>
-    <w:p>
-      <w:pPr>
-        <w:bidi w:val="false"/>
-        <w:jc w:val="left"/>
-      </w:pPr>
-      <w:r>
-        <w:rPr>
-          <w:sz w:val="22"/>
-          <w:szCs w:val="22"/>
-        </w:rPr>
-        <w:t xml:space="preserve">2. (Apply) Describe a situation where sensitivity analysis can be applied to test the robustness of a financial model.</w:t>
-      </w:r>
-    </w:p>
-    <w:p>
-      <w:pPr>
-        <w:bidi w:val="false"/>
-        <w:jc w:val="left"/>
-      </w:pPr>
-      <w:r>
-        <w:rPr>
-          <w:sz w:val="22"/>
-          <w:szCs w:val="22"/>
-        </w:rPr>
-        <w:t xml:space="preserve">Answer: Sensitivity analysis can be applied to test the robustness of a financial model when there are uncertainties in the input variables, such as interest rates, market growth rates, or costs. For example, a company can use sensitivity analysis to determine how a change in interest rates would affect its profitability.</w:t>
-      </w:r>
-    </w:p>
-    <w:p>
-      <w:pPr>
-        <w:bidi w:val="false"/>
-        <w:jc w:val="left"/>
-      </w:pPr>
-      <w:r>
-        <w:rPr>
-          <w:sz w:val="22"/>
-          <w:szCs w:val="22"/>
-        </w:rPr>
-        <w:t xml:space="preserve">3. (Create) Create a simple scenario plan for a company that is considering launching a new product. Identify the key drivers of change and develop plausible and relevant scenarios.</w:t>
-      </w:r>
-    </w:p>
-    <w:p>
-      <w:pPr>
-        <w:bidi w:val="false"/>
-        <w:jc w:val="left"/>
-      </w:pPr>
-      <w:r>
-        <w:rPr>
-          <w:sz w:val="22"/>
-          <w:szCs w:val="22"/>
-        </w:rPr>
-        <w:t xml:space="preserve">Answer: Key drivers of change: market demand, competition, regulatory environment. Scenarios: Scenario 1 - High market demand, low competition; Scenario 2 - Low market demand, high competition; Scenario 3 - Moderate market demand, moderate competition.</w:t>
+        <w:t xml:space="preserve">1. [Understand · short] Explain the core idea of "Scenario Planning and Sensitivity Analysis" in your own words.</w:t>
+      </w:r>
+    </w:p>
+    <w:p>
+      <w:pPr>
+        <w:bidi w:val="false"/>
+        <w:jc w:val="left"/>
+      </w:pPr>
+      <w:r>
+        <w:rPr>
+          <w:sz w:val="22"/>
+          <w:szCs w:val="22"/>
+        </w:rPr>
+        <w:t xml:space="preserve">2. [Apply · task] Apply the day's method to a scenario from your own work, showing each step.</w:t>
+      </w:r>
+    </w:p>
+    <w:p>
+      <w:pPr>
+        <w:bidi w:val="false"/>
+        <w:jc w:val="left"/>
+      </w:pPr>
+      <w:r>
+        <w:rPr>
+          <w:sz w:val="22"/>
+          <w:szCs w:val="22"/>
+        </w:rPr>
+        <w:t xml:space="preserve">3. [Analyze · short] Identify one common mistake in this topic and how to detect it.</w:t>
       </w:r>
     </w:p>
     <w:p>
@@ -151,124 +112,164 @@
           <w:b/>
           <w:bCs/>
         </w:rPr>
-        <w:t xml:space="preserve">Rubric</w:t>
-      </w:r>
-    </w:p>
-    <w:p>
-      <w:pPr>
-        <w:bidi w:val="false"/>
-        <w:jc w:val="left"/>
-      </w:pPr>
-      <w:r>
-        <w:rPr>
-          <w:sz w:val="22"/>
-          <w:szCs w:val="22"/>
-        </w:rPr>
-        <w:t xml:space="preserve">- Understanding of scenario planning and sensitivity analysis</w:t>
-      </w:r>
-    </w:p>
-    <w:p>
-      <w:pPr>
-        <w:bidi w:val="false"/>
-        <w:jc w:val="left"/>
-      </w:pPr>
-      <w:r>
-        <w:rPr>
-          <w:sz w:val="22"/>
-          <w:szCs w:val="22"/>
-        </w:rPr>
-        <w:t xml:space="preserve">Excellent: Demonstrates a thorough understanding of scenario planning and sensitivity analysis, and can apply these concepts to real-world scenarios.</w:t>
-      </w:r>
-    </w:p>
-    <w:p>
-      <w:pPr>
-        <w:bidi w:val="false"/>
-        <w:jc w:val="left"/>
-      </w:pPr>
-      <w:r>
-        <w:rPr>
-          <w:sz w:val="22"/>
-          <w:szCs w:val="22"/>
-        </w:rPr>
-        <w:t xml:space="preserve">Adequate: Demonstrates a basic understanding of scenario planning and sensitivity analysis, but may struggle to apply these concepts to real-world scenarios.</w:t>
-      </w:r>
-    </w:p>
-    <w:p>
-      <w:pPr>
-        <w:bidi w:val="false"/>
-        <w:jc w:val="left"/>
-      </w:pPr>
-      <w:r>
-        <w:rPr>
-          <w:sz w:val="22"/>
-          <w:szCs w:val="22"/>
-        </w:rPr>
-        <w:t xml:space="preserve">- Ability to develop scenario plans and apply sensitivity analysis</w:t>
-      </w:r>
-    </w:p>
-    <w:p>
-      <w:pPr>
-        <w:bidi w:val="false"/>
-        <w:jc w:val="left"/>
-      </w:pPr>
-      <w:r>
-        <w:rPr>
-          <w:sz w:val="22"/>
-          <w:szCs w:val="22"/>
-        </w:rPr>
-        <w:t xml:space="preserve">Excellent: Can develop well-structured scenario plans and apply sensitivity analysis to test the robustness of financial models.</w:t>
-      </w:r>
-    </w:p>
-    <w:p>
-      <w:pPr>
-        <w:bidi w:val="false"/>
-        <w:jc w:val="left"/>
-      </w:pPr>
-      <w:r>
-        <w:rPr>
-          <w:sz w:val="22"/>
-          <w:szCs w:val="22"/>
-        </w:rPr>
-        <w:t xml:space="preserve">Adequate: Can develop basic scenario plans, but may struggle to apply sensitivity analysis to test the robustness of financial models.</w:t>
-      </w:r>
-    </w:p>
-    <w:p>
-      <w:pPr>
-        <w:bidi w:val="false"/>
-        <w:jc w:val="left"/>
-      </w:pPr>
-      <w:r>
-        <w:rPr>
-          <w:sz w:val="22"/>
-          <w:szCs w:val="22"/>
-        </w:rPr>
-        <w:t xml:space="preserve">- Ability to create interactive dashboards to visualize scenario results</w:t>
-      </w:r>
-    </w:p>
-    <w:p>
-      <w:pPr>
-        <w:bidi w:val="false"/>
-        <w:jc w:val="left"/>
-      </w:pPr>
-      <w:r>
-        <w:rPr>
-          <w:sz w:val="22"/>
-          <w:szCs w:val="22"/>
-        </w:rPr>
-        <w:t xml:space="preserve">Excellent: Can create interactive dashboards to effectively visualize scenario results and facilitate decision-making.</w:t>
-      </w:r>
-    </w:p>
-    <w:p>
-      <w:pPr>
-        <w:bidi w:val="false"/>
-        <w:jc w:val="left"/>
-      </w:pPr>
-      <w:r>
-        <w:rPr>
-          <w:sz w:val="22"/>
-          <w:szCs w:val="22"/>
-        </w:rPr>
-        <w:t xml:space="preserve">Adequate: Can create basic dashboards, but may struggle to effectively visualize scenario results and facilitate decision-making.</w:t>
+        <w:t xml:space="preserve">Answer key</w:t>
+      </w:r>
+    </w:p>
+    <w:p>
+      <w:pPr>
+        <w:bidi w:val="false"/>
+        <w:jc w:val="left"/>
+      </w:pPr>
+      <w:r>
+        <w:rPr>
+          <w:sz w:val="22"/>
+          <w:szCs w:val="22"/>
+        </w:rPr>
+        <w:t xml:space="preserve">1. Accurate explanation of the main concept.</w:t>
+      </w:r>
+    </w:p>
+    <w:p>
+      <w:pPr>
+        <w:bidi w:val="false"/>
+        <w:jc w:val="left"/>
+      </w:pPr>
+      <w:r>
+        <w:rPr>
+          <w:sz w:val="22"/>
+          <w:szCs w:val="22"/>
+        </w:rPr>
+        <w:t xml:space="preserve">2. Correct application with visible steps.</w:t>
+      </w:r>
+    </w:p>
+    <w:p>
+      <w:pPr>
+        <w:bidi w:val="false"/>
+        <w:jc w:val="left"/>
+      </w:pPr>
+      <w:r>
+        <w:rPr>
+          <w:sz w:val="22"/>
+          <w:szCs w:val="22"/>
+        </w:rPr>
+        <w:t xml:space="preserve">3. Names a pitfall and a sanity check.</w:t>
+      </w:r>
+    </w:p>
+    <w:p>
+      <w:pPr>
+        <w:pStyle w:val="Heading2"/>
+        <w:bidi w:val="false"/>
+        <w:jc w:val="left"/>
+      </w:pPr>
+      <w:r>
+        <w:rPr>
+          <w:b/>
+          <w:bCs/>
+        </w:rPr>
+        <w:t xml:space="preserve">Marking rubric</w:t>
+      </w:r>
+    </w:p>
+    <w:p>
+      <w:pPr>
+        <w:bidi w:val="false"/>
+        <w:jc w:val="left"/>
+      </w:pPr>
+      <w:r>
+        <w:rPr>
+          <w:sz w:val="22"/>
+          <w:szCs w:val="22"/>
+        </w:rPr>
+        <w:t xml:space="preserve">- Conceptual accuracy</w:t>
+      </w:r>
+    </w:p>
+    <w:p>
+      <w:pPr>
+        <w:bidi w:val="false"/>
+        <w:jc w:val="left"/>
+      </w:pPr>
+      <w:r>
+        <w:rPr>
+          <w:sz w:val="22"/>
+          <w:szCs w:val="22"/>
+        </w:rPr>
+        <w:t xml:space="preserve">Excellent: Precise and complete</w:t>
+      </w:r>
+    </w:p>
+    <w:p>
+      <w:pPr>
+        <w:bidi w:val="false"/>
+        <w:jc w:val="left"/>
+      </w:pPr>
+      <w:r>
+        <w:rPr>
+          <w:sz w:val="22"/>
+          <w:szCs w:val="22"/>
+        </w:rPr>
+        <w:t xml:space="preserve">Adequate: Minor gaps</w:t>
+      </w:r>
+    </w:p>
+    <w:p>
+      <w:pPr>
+        <w:bidi w:val="false"/>
+        <w:jc w:val="left"/>
+      </w:pPr>
+      <w:r>
+        <w:rPr>
+          <w:sz w:val="22"/>
+          <w:szCs w:val="22"/>
+        </w:rPr>
+        <w:t xml:space="preserve">Weak: Material misunderstandings</w:t>
+      </w:r>
+    </w:p>
+    <w:p>
+      <w:pPr>
+        <w:bidi w:val="false"/>
+        <w:jc w:val="left"/>
+      </w:pPr>
+      <w:r>
+        <w:rPr>
+          <w:sz w:val="22"/>
+          <w:szCs w:val="22"/>
+        </w:rPr>
+        <w:t xml:space="preserve">- Method execution</w:t>
+      </w:r>
+    </w:p>
+    <w:p>
+      <w:pPr>
+        <w:bidi w:val="false"/>
+        <w:jc w:val="left"/>
+      </w:pPr>
+      <w:r>
+        <w:rPr>
+          <w:sz w:val="22"/>
+          <w:szCs w:val="22"/>
+        </w:rPr>
+        <w:t xml:space="preserve">Excellent: Every step correct</w:t>
+      </w:r>
+    </w:p>
+    <w:p>
+      <w:pPr>
+        <w:bidi w:val="false"/>
+        <w:jc w:val="left"/>
+      </w:pPr>
+      <w:r>
+        <w:rPr>
+          <w:sz w:val="22"/>
+          <w:szCs w:val="22"/>
+        </w:rPr>
+        <w:t xml:space="preserve">Adequate: Right approach, small slips</w:t>
+      </w:r>
+    </w:p>
+    <w:p>
+      <w:pPr>
+        <w:bidi w:val="false"/>
+        <w:jc w:val="left"/>
+      </w:pPr>
+      <w:r>
+        <w:rPr>
+          <w:sz w:val="22"/>
+          <w:szCs w:val="22"/>
+        </w:rPr>
+        <w:t xml:space="preserve">Weak: Wrong procedure</w:t>
       </w:r>
     </w:p>
     <w:sectPr>
